--- a/To-Do.docx
+++ b/To-Do.docx
@@ -96,28 +96,199 @@
         <w:pStyle w:val="Paragrafoelenco"/>
         <w:numPr>
           <w:ilvl w:val="0"/>
-          <w:numId w:val="1"/>
+          <w:numId w:val="2"/>
+        </w:numPr>
+        <w:spacing w:line="240" w:lineRule="auto"/>
+      </w:pPr>
+      <w:r>
+        <w:t xml:space="preserve">-Fare tabella con i </w:t>
+      </w:r>
+      <w:proofErr w:type="spellStart"/>
+      <w:r>
+        <w:t>pesi</w:t>
+      </w:r>
+      <w:proofErr w:type="spellEnd"/>
+      <w:r>
+        <w:t xml:space="preserve"> del payload </w:t>
+      </w:r>
+    </w:p>
+    <w:p>
+      <w:pPr>
+        <w:pStyle w:val="Paragrafoelenco"/>
+        <w:numPr>
+          <w:ilvl w:val="0"/>
+          <w:numId w:val="2"/>
+        </w:numPr>
+        <w:spacing w:line="240" w:lineRule="auto"/>
+      </w:pPr>
+      <w:r>
+        <w:t>-fare disegno del profilo di missione, con anche le stime iniziali dei Beta</w:t>
+      </w:r>
+    </w:p>
+    <w:p>
+      <w:pPr>
+        <w:pStyle w:val="Paragrafoelenco"/>
+        <w:numPr>
+          <w:ilvl w:val="0"/>
+          <w:numId w:val="2"/>
+        </w:numPr>
+        <w:spacing w:line="240" w:lineRule="auto"/>
+      </w:pPr>
+      <w:r>
+        <w:t xml:space="preserve">-Dividere il codice nei vari segmenti per la </w:t>
+      </w:r>
+      <w:proofErr w:type="spellStart"/>
+      <w:r>
+        <w:t>Constraint</w:t>
+      </w:r>
+      <w:proofErr w:type="spellEnd"/>
+      <w:r>
+        <w:t xml:space="preserve"> Analysis</w:t>
+      </w:r>
+    </w:p>
+    <w:p>
+      <w:pPr>
+        <w:pStyle w:val="Paragrafoelenco"/>
+        <w:numPr>
+          <w:ilvl w:val="0"/>
+          <w:numId w:val="2"/>
+        </w:numPr>
+        <w:spacing w:line="240" w:lineRule="auto"/>
+      </w:pPr>
+      <w:r>
+        <w:t>-</w:t>
+      </w:r>
+      <w:proofErr w:type="spellStart"/>
+      <w:r>
+        <w:t>implentare</w:t>
+      </w:r>
+      <w:proofErr w:type="spellEnd"/>
+      <w:r>
+        <w:t xml:space="preserve"> tutti i vari segmenti</w:t>
+      </w:r>
+    </w:p>
+    <w:p>
+      <w:pPr>
+        <w:pStyle w:val="Paragrafoelenco"/>
+        <w:numPr>
+          <w:ilvl w:val="0"/>
+          <w:numId w:val="2"/>
+        </w:numPr>
+        <w:spacing w:line="240" w:lineRule="auto"/>
+      </w:pPr>
+      <w:r>
+        <w:t xml:space="preserve">-fare grafico con </w:t>
+      </w:r>
+      <w:proofErr w:type="spellStart"/>
+      <w:r>
+        <w:t>isolinee</w:t>
+      </w:r>
+      <w:proofErr w:type="spellEnd"/>
+      <w:r>
+        <w:t xml:space="preserve"> di Ps sul diagramma h-V e disegnare il minimum time to climb </w:t>
+      </w:r>
+      <w:proofErr w:type="spellStart"/>
+      <w:r>
+        <w:t>path</w:t>
+      </w:r>
+      <w:proofErr w:type="spellEnd"/>
+    </w:p>
+    <w:p>
+      <w:pPr>
+        <w:pStyle w:val="Paragrafoelenco"/>
+        <w:numPr>
+          <w:ilvl w:val="0"/>
+          <w:numId w:val="2"/>
+        </w:numPr>
+        <w:spacing w:line="240" w:lineRule="auto"/>
+      </w:pPr>
+      <w:r>
+        <w:t>-Dividere il codice nei vari segmenti per la Mission Analysis</w:t>
+      </w:r>
+    </w:p>
+    <w:p>
+      <w:pPr>
+        <w:pStyle w:val="Paragrafoelenco"/>
+        <w:numPr>
+          <w:ilvl w:val="0"/>
+          <w:numId w:val="2"/>
+        </w:numPr>
+        <w:spacing w:line="240" w:lineRule="auto"/>
+      </w:pPr>
+      <w:r>
+        <w:t>-implementare i vari segmenti</w:t>
+      </w:r>
+    </w:p>
+    <w:p>
+      <w:pPr>
+        <w:pStyle w:val="Paragrafoelenco"/>
+        <w:numPr>
+          <w:ilvl w:val="0"/>
+          <w:numId w:val="2"/>
+        </w:numPr>
+        <w:spacing w:line="240" w:lineRule="auto"/>
+      </w:pPr>
+      <w:r>
+        <w:t xml:space="preserve">-fare grafico h-V e disegnare il minimum </w:t>
+      </w:r>
+      <w:proofErr w:type="spellStart"/>
+      <w:r>
+        <w:t>fuel</w:t>
+      </w:r>
+      <w:proofErr w:type="spellEnd"/>
+      <w:r>
+        <w:t xml:space="preserve"> to climb </w:t>
+      </w:r>
+      <w:proofErr w:type="spellStart"/>
+      <w:r>
+        <w:t>path</w:t>
+      </w:r>
+      <w:proofErr w:type="spellEnd"/>
+    </w:p>
+    <w:p>
+      <w:pPr>
+        <w:pStyle w:val="Paragrafoelenco"/>
+        <w:numPr>
+          <w:ilvl w:val="0"/>
+          <w:numId w:val="2"/>
+        </w:numPr>
+        <w:spacing w:line="240" w:lineRule="auto"/>
+      </w:pPr>
+      <w:r>
+        <w:t>Calcolo</w:t>
+      </w:r>
+    </w:p>
+    <w:p>
+      <w:pPr>
+        <w:pStyle w:val="Paragrafoelenco"/>
+        <w:numPr>
+          <w:ilvl w:val="1"/>
+          <w:numId w:val="2"/>
         </w:numPr>
         <w:spacing w:line="240" w:lineRule="auto"/>
         <w:rPr>
-          <w:b/>
-          <w:bCs/>
-          <w:strike/>
+          <w:lang w:val="en-GB"/>
         </w:rPr>
       </w:pPr>
       <w:r>
         <w:rPr>
-          <w:strike/>
+          <w:lang w:val="en-GB"/>
         </w:rPr>
-        <w:t xml:space="preserve">Creare to-Do </w:t>
-      </w:r>
+        <w:t>run Constraint Analysis--&gt;</w:t>
+      </w:r>
+      <w:proofErr w:type="spellStart"/>
       <w:r>
         <w:rPr>
-          <w:b/>
-          <w:bCs/>
-          <w:strike/>
+          <w:lang w:val="en-GB"/>
         </w:rPr>
-        <w:t>N</w:t>
+        <w:t>Scegliere</w:t>
+      </w:r>
+      <w:proofErr w:type="spellEnd"/>
+      <w:r>
+        <w:rPr>
+          <w:lang w:val="en-GB"/>
+        </w:rPr>
+        <w:t xml:space="preserve"> Design Point</w:t>
       </w:r>
     </w:p>
     <w:p>
@@ -125,15 +296,54 @@
         <w:pStyle w:val="Paragrafoelenco"/>
         <w:numPr>
           <w:ilvl w:val="1"/>
-          <w:numId w:val="1"/>
+          <w:numId w:val="2"/>
         </w:numPr>
         <w:spacing w:line="240" w:lineRule="auto"/>
         <w:rPr>
-          <w:b/>
-          <w:bCs/>
-          <w:strike/>
+          <w:lang w:val="en-GB"/>
         </w:rPr>
       </w:pPr>
+      <w:r>
+        <w:rPr>
+          <w:lang w:val="en-GB"/>
+        </w:rPr>
+        <w:t>run Mission Analysis--&gt;</w:t>
+      </w:r>
+      <w:proofErr w:type="spellStart"/>
+      <w:r>
+        <w:rPr>
+          <w:lang w:val="en-GB"/>
+        </w:rPr>
+        <w:t>Scegliere</w:t>
+      </w:r>
+      <w:proofErr w:type="spellEnd"/>
+      <w:r>
+        <w:rPr>
+          <w:lang w:val="en-GB"/>
+        </w:rPr>
+        <w:t xml:space="preserve"> T, W, S</w:t>
+      </w:r>
+    </w:p>
+    <w:p>
+      <w:pPr>
+        <w:pStyle w:val="Paragrafoelenco"/>
+        <w:numPr>
+          <w:ilvl w:val="1"/>
+          <w:numId w:val="2"/>
+        </w:numPr>
+        <w:spacing w:line="240" w:lineRule="auto"/>
+      </w:pPr>
+      <w:r>
+        <w:t xml:space="preserve">-con i nuovi Beta rifare la </w:t>
+      </w:r>
+      <w:proofErr w:type="spellStart"/>
+      <w:r>
+        <w:t>Constraint</w:t>
+      </w:r>
+      <w:proofErr w:type="spellEnd"/>
+      <w:r>
+        <w:t xml:space="preserve"> Analysis e discutere i risultati</w:t>
+      </w:r>
     </w:p>
     <w:p>
       <w:pPr>
@@ -265,8 +475,123 @@
       </w:rPr>
     </w:lvl>
   </w:abstractNum>
+  <w:abstractNum w:abstractNumId="1" w15:restartNumberingAfterBreak="0">
+    <w:nsid w:val="65CF102C"/>
+    <w:multiLevelType w:val="hybridMultilevel"/>
+    <w:tmpl w:val="D08E5A34"/>
+    <w:lvl w:ilvl="0" w:tplc="04100001">
+      <w:start w:val="1"/>
+      <w:numFmt w:val="bullet"/>
+      <w:lvlText w:val=""/>
+      <w:lvlJc w:val="left"/>
+      <w:pPr>
+        <w:ind w:left="360" w:hanging="360"/>
+      </w:pPr>
+      <w:rPr>
+        <w:rFonts w:ascii="Symbol" w:hAnsi="Symbol" w:hint="default"/>
+      </w:rPr>
+    </w:lvl>
+    <w:lvl w:ilvl="1" w:tplc="05224530">
+      <w:numFmt w:val="bullet"/>
+      <w:lvlText w:val="-"/>
+      <w:lvlJc w:val="left"/>
+      <w:pPr>
+        <w:ind w:left="1080" w:hanging="360"/>
+      </w:pPr>
+      <w:rPr>
+        <w:rFonts w:ascii="Aptos" w:eastAsiaTheme="minorHAnsi" w:hAnsi="Aptos" w:cstheme="minorBidi" w:hint="default"/>
+      </w:rPr>
+    </w:lvl>
+    <w:lvl w:ilvl="2" w:tplc="04100005" w:tentative="1">
+      <w:start w:val="1"/>
+      <w:numFmt w:val="bullet"/>
+      <w:lvlText w:val=""/>
+      <w:lvlJc w:val="left"/>
+      <w:pPr>
+        <w:ind w:left="1800" w:hanging="360"/>
+      </w:pPr>
+      <w:rPr>
+        <w:rFonts w:ascii="Wingdings" w:hAnsi="Wingdings" w:hint="default"/>
+      </w:rPr>
+    </w:lvl>
+    <w:lvl w:ilvl="3" w:tplc="04100001" w:tentative="1">
+      <w:start w:val="1"/>
+      <w:numFmt w:val="bullet"/>
+      <w:lvlText w:val=""/>
+      <w:lvlJc w:val="left"/>
+      <w:pPr>
+        <w:ind w:left="2520" w:hanging="360"/>
+      </w:pPr>
+      <w:rPr>
+        <w:rFonts w:ascii="Symbol" w:hAnsi="Symbol" w:hint="default"/>
+      </w:rPr>
+    </w:lvl>
+    <w:lvl w:ilvl="4" w:tplc="04100003" w:tentative="1">
+      <w:start w:val="1"/>
+      <w:numFmt w:val="bullet"/>
+      <w:lvlText w:val="o"/>
+      <w:lvlJc w:val="left"/>
+      <w:pPr>
+        <w:ind w:left="3240" w:hanging="360"/>
+      </w:pPr>
+      <w:rPr>
+        <w:rFonts w:ascii="Courier New" w:hAnsi="Courier New" w:cs="Courier New" w:hint="default"/>
+      </w:rPr>
+    </w:lvl>
+    <w:lvl w:ilvl="5" w:tplc="04100005" w:tentative="1">
+      <w:start w:val="1"/>
+      <w:numFmt w:val="bullet"/>
+      <w:lvlText w:val=""/>
+      <w:lvlJc w:val="left"/>
+      <w:pPr>
+        <w:ind w:left="3960" w:hanging="360"/>
+      </w:pPr>
+      <w:rPr>
+        <w:rFonts w:ascii="Wingdings" w:hAnsi="Wingdings" w:hint="default"/>
+      </w:rPr>
+    </w:lvl>
+    <w:lvl w:ilvl="6" w:tplc="04100001" w:tentative="1">
+      <w:start w:val="1"/>
+      <w:numFmt w:val="bullet"/>
+      <w:lvlText w:val=""/>
+      <w:lvlJc w:val="left"/>
+      <w:pPr>
+        <w:ind w:left="4680" w:hanging="360"/>
+      </w:pPr>
+      <w:rPr>
+        <w:rFonts w:ascii="Symbol" w:hAnsi="Symbol" w:hint="default"/>
+      </w:rPr>
+    </w:lvl>
+    <w:lvl w:ilvl="7" w:tplc="04100003" w:tentative="1">
+      <w:start w:val="1"/>
+      <w:numFmt w:val="bullet"/>
+      <w:lvlText w:val="o"/>
+      <w:lvlJc w:val="left"/>
+      <w:pPr>
+        <w:ind w:left="5400" w:hanging="360"/>
+      </w:pPr>
+      <w:rPr>
+        <w:rFonts w:ascii="Courier New" w:hAnsi="Courier New" w:cs="Courier New" w:hint="default"/>
+      </w:rPr>
+    </w:lvl>
+    <w:lvl w:ilvl="8" w:tplc="04100005" w:tentative="1">
+      <w:start w:val="1"/>
+      <w:numFmt w:val="bullet"/>
+      <w:lvlText w:val=""/>
+      <w:lvlJc w:val="left"/>
+      <w:pPr>
+        <w:ind w:left="6120" w:hanging="360"/>
+      </w:pPr>
+      <w:rPr>
+        <w:rFonts w:ascii="Wingdings" w:hAnsi="Wingdings" w:hint="default"/>
+      </w:rPr>
+    </w:lvl>
+  </w:abstractNum>
   <w:num w:numId="1" w16cid:durableId="1195770931">
     <w:abstractNumId w:val="0"/>
+  </w:num>
+  <w:num w:numId="2" w16cid:durableId="1308392438">
+    <w:abstractNumId w:val="1"/>
   </w:num>
 </w:numbering>
 </file>

--- a/To-Do.docx
+++ b/To-Do.docx
@@ -101,16 +101,36 @@
         <w:spacing w:line="240" w:lineRule="auto"/>
       </w:pPr>
       <w:r>
-        <w:t xml:space="preserve">-Fare tabella con i </w:t>
+        <w:t>-</w:t>
+      </w:r>
+      <w:r>
+        <w:rPr>
+          <w:strike/>
+        </w:rPr>
+        <w:t xml:space="preserve">Fare tabella con i </w:t>
       </w:r>
       <w:proofErr w:type="spellStart"/>
       <w:r>
+        <w:rPr>
+          <w:strike/>
+        </w:rPr>
         <w:t>pesi</w:t>
       </w:r>
       <w:proofErr w:type="spellEnd"/>
       <w:r>
+        <w:rPr>
+          <w:strike/>
+        </w:rPr>
         <w:t xml:space="preserve"> del payload </w:t>
       </w:r>
+      <w:r>
+        <w:rPr>
+          <w:b/>
+          <w:bCs/>
+          <w:strike/>
+        </w:rPr>
+        <w:t>F</w:t>
+      </w:r>
     </w:p>
     <w:p>
       <w:pPr>
@@ -166,6 +186,189 @@
       <w:r>
         <w:t xml:space="preserve"> tutti i vari segmenti</w:t>
       </w:r>
+    </w:p>
+    <w:p>
+      <w:pPr>
+        <w:pStyle w:val="Paragrafoelenco"/>
+        <w:numPr>
+          <w:ilvl w:val="1"/>
+          <w:numId w:val="2"/>
+        </w:numPr>
+        <w:spacing w:line="240" w:lineRule="auto"/>
+      </w:pPr>
+      <w:r>
+        <w:t>1-2 Takeoff</w:t>
+      </w:r>
+      <w:r>
+        <w:t xml:space="preserve"> </w:t>
+      </w:r>
+    </w:p>
+    <w:p>
+      <w:pPr>
+        <w:pStyle w:val="Paragrafoelenco"/>
+        <w:numPr>
+          <w:ilvl w:val="1"/>
+          <w:numId w:val="2"/>
+        </w:numPr>
+        <w:spacing w:line="240" w:lineRule="auto"/>
+        <w:rPr>
+          <w:lang w:val="en-GB"/>
+        </w:rPr>
+      </w:pPr>
+      <w:r>
+        <w:rPr>
+          <w:lang w:val="en-GB"/>
+        </w:rPr>
+        <w:t>6-7 and 8-9 Supersonic penetration and escape dash</w:t>
+      </w:r>
+    </w:p>
+    <w:p>
+      <w:pPr>
+        <w:pStyle w:val="Paragrafoelenco"/>
+        <w:numPr>
+          <w:ilvl w:val="1"/>
+          <w:numId w:val="2"/>
+        </w:numPr>
+        <w:spacing w:line="240" w:lineRule="auto"/>
+        <w:rPr>
+          <w:lang w:val="en-GB"/>
+        </w:rPr>
+      </w:pPr>
+      <w:r>
+        <w:rPr>
+          <w:lang w:val="en-GB"/>
+        </w:rPr>
+        <w:t>7-8 Combat turn 1</w:t>
+      </w:r>
+    </w:p>
+    <w:p>
+      <w:pPr>
+        <w:pStyle w:val="Paragrafoelenco"/>
+        <w:numPr>
+          <w:ilvl w:val="1"/>
+          <w:numId w:val="2"/>
+        </w:numPr>
+        <w:spacing w:line="240" w:lineRule="auto"/>
+        <w:rPr>
+          <w:lang w:val="en-GB"/>
+        </w:rPr>
+      </w:pPr>
+      <w:r>
+        <w:rPr>
+          <w:lang w:val="en-GB"/>
+        </w:rPr>
+        <w:t>7-8 Combat turn 2</w:t>
+      </w:r>
+    </w:p>
+    <w:p>
+      <w:pPr>
+        <w:pStyle w:val="Paragrafoelenco"/>
+        <w:numPr>
+          <w:ilvl w:val="1"/>
+          <w:numId w:val="2"/>
+        </w:numPr>
+        <w:spacing w:line="240" w:lineRule="auto"/>
+        <w:rPr>
+          <w:lang w:val="en-GB"/>
+        </w:rPr>
+      </w:pPr>
+      <w:r>
+        <w:rPr>
+          <w:lang w:val="en-GB"/>
+        </w:rPr>
+        <w:t>7-8 Horizontal acceleration</w:t>
+      </w:r>
+    </w:p>
+    <w:p>
+      <w:pPr>
+        <w:pStyle w:val="Paragrafoelenco"/>
+        <w:numPr>
+          <w:ilvl w:val="1"/>
+          <w:numId w:val="2"/>
+        </w:numPr>
+        <w:spacing w:line="240" w:lineRule="auto"/>
+        <w:rPr>
+          <w:lang w:val="en-GB"/>
+        </w:rPr>
+      </w:pPr>
+      <w:r>
+        <w:rPr>
+          <w:lang w:val="en-GB"/>
+        </w:rPr>
+        <w:t>13-14 Landing, no reverse thrust</w:t>
+      </w:r>
+    </w:p>
+    <w:p>
+      <w:pPr>
+        <w:pStyle w:val="Paragrafoelenco"/>
+        <w:numPr>
+          <w:ilvl w:val="1"/>
+          <w:numId w:val="2"/>
+        </w:numPr>
+        <w:spacing w:line="240" w:lineRule="auto"/>
+        <w:rPr>
+          <w:lang w:val="en-GB"/>
+        </w:rPr>
+      </w:pPr>
+      <w:r>
+        <w:rPr>
+          <w:lang w:val="en-GB"/>
+        </w:rPr>
+        <w:t>Maximum Mach number at altitude</w:t>
+      </w:r>
+    </w:p>
+    <w:p>
+      <w:pPr>
+        <w:pStyle w:val="Paragrafoelenco"/>
+        <w:numPr>
+          <w:ilvl w:val="1"/>
+          <w:numId w:val="2"/>
+        </w:numPr>
+        <w:spacing w:line="240" w:lineRule="auto"/>
+        <w:rPr>
+          <w:lang w:val="en-GB"/>
+        </w:rPr>
+      </w:pPr>
+      <w:r>
+        <w:rPr>
+          <w:lang w:val="en-GB"/>
+        </w:rPr>
+        <w:t>Maximum Mach number at sea level</w:t>
+      </w:r>
+    </w:p>
+    <w:p>
+      <w:pPr>
+        <w:pStyle w:val="Paragrafoelenco"/>
+        <w:numPr>
+          <w:ilvl w:val="1"/>
+          <w:numId w:val="2"/>
+        </w:numPr>
+        <w:spacing w:line="240" w:lineRule="auto"/>
+        <w:rPr>
+          <w:lang w:val="en-GB"/>
+        </w:rPr>
+      </w:pPr>
+      <w:proofErr w:type="spellStart"/>
+      <w:r>
+        <w:rPr>
+          <w:lang w:val="en-GB"/>
+        </w:rPr>
+        <w:t>Supercruise</w:t>
+      </w:r>
+      <w:proofErr w:type="spellEnd"/>
+    </w:p>
+    <w:p>
+      <w:pPr>
+        <w:pStyle w:val="Paragrafoelenco"/>
+        <w:numPr>
+          <w:ilvl w:val="1"/>
+          <w:numId w:val="2"/>
+        </w:numPr>
+        <w:spacing w:line="240" w:lineRule="auto"/>
+        <w:rPr>
+          <w:lang w:val="en-GB"/>
+        </w:rPr>
+      </w:pPr>
     </w:p>
     <w:p>
       <w:pPr>

--- a/To-Do.docx
+++ b/To-Do.docx
@@ -356,6 +356,12 @@
         <w:t>Supercruise</w:t>
       </w:r>
       <w:proofErr w:type="spellEnd"/>
+      <w:r>
+        <w:rPr>
+          <w:lang w:val="en-GB"/>
+        </w:rPr>
+        <w:t xml:space="preserve"> at altitude</w:t>
+      </w:r>
     </w:p>
     <w:p>
       <w:pPr>
@@ -369,6 +375,31 @@
           <w:lang w:val="en-GB"/>
         </w:rPr>
       </w:pPr>
+      <w:r>
+        <w:rPr>
+          <w:lang w:val="en-GB"/>
+        </w:rPr>
+        <w:t>Acceleration at sea level</w:t>
+      </w:r>
+    </w:p>
+    <w:p>
+      <w:pPr>
+        <w:pStyle w:val="Paragrafoelenco"/>
+        <w:numPr>
+          <w:ilvl w:val="1"/>
+          <w:numId w:val="2"/>
+        </w:numPr>
+        <w:spacing w:line="240" w:lineRule="auto"/>
+        <w:rPr>
+          <w:lang w:val="en-GB"/>
+        </w:rPr>
+      </w:pPr>
+      <w:r>
+        <w:rPr>
+          <w:lang w:val="en-GB"/>
+        </w:rPr>
+        <w:t>Service Ceiling</w:t>
+      </w:r>
     </w:p>
     <w:p>
       <w:pPr>
